--- a/en/wisdom-stories/why-people-shout-when-they-argue.docx
+++ b/en/wisdom-stories/why-people-shout-when-they-argue.docx
@@ -4,204 +4,112 @@
   <w:body>
     <w:p>
       <w:pPr>
-        <w:spacing w:before="0" w:after="60"/>
-        <w:jc w:val="left"/>
+        <w:pStyle w:val="Title"/>
       </w:pPr>
       <w:r>
-        <w:rPr>
-          <w:rFonts w:ascii="Arial" w:hAnsi="Arial" w:eastAsia="Arial"/>
-          <w:i w:val="0"/>
-          <w:color w:val="000000"/>
-          <w:sz w:val="52"/>
-        </w:rPr>
-        <w:t>Why do people shout when they argue?</w:t>
+        <w:t>Why Do We Shout?</w:t>
       </w:r>
     </w:p>
     <w:p>
       <w:pPr>
-        <w:jc w:val="left"/>
+        <w:spacing w:after="80"/>
       </w:pPr>
       <w:r>
-        <w:rPr>
-          <w:rFonts w:ascii="Arial" w:hAnsi="Arial" w:eastAsia="Arial"/>
-          <w:i w:val="0"/>
-          <w:color w:val="000000"/>
-          <w:sz w:val="22"/>
-        </w:rPr>
         <w:t>One day during class, a teacher asked his students:</w:t>
       </w:r>
     </w:p>
     <w:p>
       <w:pPr>
-        <w:jc w:val="left"/>
+        <w:spacing w:after="80"/>
       </w:pPr>
       <w:r>
-        <w:rPr>
-          <w:rFonts w:ascii="Arial" w:hAnsi="Arial" w:eastAsia="Arial"/>
-          <w:i w:val="0"/>
-          <w:color w:val="000000"/>
-          <w:sz w:val="22"/>
-        </w:rPr>
-        <w:t>— Why do people shout when they argue?</w:t>
+        <w:t>“Why do people shout when they argue?”</w:t>
       </w:r>
     </w:p>
     <w:p>
       <w:pPr>
-        <w:jc w:val="left"/>
+        <w:spacing w:after="80"/>
       </w:pPr>
       <w:r>
-        <w:rPr>
-          <w:rFonts w:ascii="Arial" w:hAnsi="Arial" w:eastAsia="Arial"/>
-          <w:i w:val="0"/>
-          <w:color w:val="000000"/>
-          <w:sz w:val="22"/>
-        </w:rPr>
-        <w:t>— Because they can’t control their temper, — one student answered.</w:t>
+        <w:t>“Because they lose their temper,” a student replied.</w:t>
       </w:r>
     </w:p>
     <w:p>
       <w:pPr>
-        <w:jc w:val="left"/>
+        <w:spacing w:after="80"/>
       </w:pPr>
       <w:r>
-        <w:rPr>
-          <w:rFonts w:ascii="Arial" w:hAnsi="Arial" w:eastAsia="Arial"/>
-          <w:i w:val="0"/>
-          <w:color w:val="000000"/>
-          <w:sz w:val="22"/>
-        </w:rPr>
-        <w:t>— After all, the person you’re arguing with is right next to you, so why shout? Can’t you just talk to him calmly? If you’re angry, why should you shout? — the teacher deepened his question.</w:t>
+        <w:t>“But the other person is right beside them. Why raise their voices instead of speaking calmly?”</w:t>
       </w:r>
     </w:p>
     <w:p>
       <w:pPr>
-        <w:jc w:val="left"/>
+        <w:spacing w:after="80"/>
       </w:pPr>
       <w:r>
-        <w:rPr>
-          <w:rFonts w:ascii="Arial" w:hAnsi="Arial" w:eastAsia="Arial"/>
-          <w:i w:val="0"/>
-          <w:color w:val="000000"/>
-          <w:sz w:val="22"/>
-        </w:rPr>
         <w:t>Each of the students gave an answer, but none of them satisfied the teacher. Finally, he said:</w:t>
       </w:r>
     </w:p>
     <w:p>
-      <w:pPr>
-        <w:jc w:val="left"/>
-      </w:pPr>
+      <w:pPr/>
       <w:r>
-        <w:rPr>
-          <w:rFonts w:ascii="Arial" w:hAnsi="Arial" w:eastAsia="Arial"/>
-          <w:i w:val="0"/>
-          <w:color w:val="000000"/>
-          <w:sz w:val="22"/>
-        </w:rPr>
-        <w:t>— When people are unhappy with each other, their hearts move away from each other. They have to shout to hear each other from this distance. The louder they shout, the further their hearts are from each other.</w:t>
+        <w:t>“When people quarrel, their hearts seem to move apart. They shout as though trying to make themselves heard across that distance.”</w:t>
       </w:r>
     </w:p>
     <w:p>
       <w:pPr>
-        <w:jc w:val="left"/>
+        <w:spacing w:after="80"/>
       </w:pPr>
       <w:r>
-        <w:rPr>
-          <w:rFonts w:ascii="Arial" w:hAnsi="Arial" w:eastAsia="Arial"/>
-          <w:i w:val="0"/>
-          <w:color w:val="000000"/>
-          <w:sz w:val="22"/>
-        </w:rPr>
         <w:t>After a moment of silence, the teacher continued:</w:t>
       </w:r>
     </w:p>
     <w:p>
-      <w:pPr>
-        <w:jc w:val="left"/>
-      </w:pPr>
+      <w:pPr/>
       <w:r>
-        <w:rPr>
-          <w:rFonts w:ascii="Arial" w:hAnsi="Arial" w:eastAsia="Arial"/>
-          <w:i w:val="0"/>
-          <w:color w:val="000000"/>
-          <w:sz w:val="22"/>
-        </w:rPr>
-        <w:t>— But what happens when people love each other? They don’t shout, on the contrary, they speak softly. Because their hearts are very close to each other, the distance between them is small. But what happens when there is stronger love? Then they don't even speak softly, they whisper and get a little closer to each other. As their hearts get closer, they don't even need to whisper — they just look at each other and understand everything without words... My dear students, when you argue, don't let your hearts drift apart, don't say words that could increase the distance between you.</w:t>
+        <w:t>“When people love each other, they speak softly. As they grow closer, they may need only a whisper. Sometimes a look is enough. So when you argue, do not use words that drive your hearts farther apart.</w:t>
       </w:r>
     </w:p>
     <w:p>
       <w:pPr>
-        <w:jc w:val="left"/>
+        <w:keepNext/>
+        <w:spacing w:after="80"/>
       </w:pPr>
       <w:r>
-        <w:rPr>
-          <w:rFonts w:ascii="Arial" w:hAnsi="Arial" w:eastAsia="Arial"/>
-          <w:i w:val="0"/>
-          <w:color w:val="000000"/>
-          <w:sz w:val="22"/>
-        </w:rPr>
-        <w:t>Because one day this distance may grow so much that you won't be able to find your way back.</w:t>
+        <w:t>“One day, the distance may become too great to find your way back.”</w:t>
       </w:r>
     </w:p>
     <w:p>
       <w:pPr>
-        <w:pStyle w:val="Moral"/>
         <w:keepNext/>
         <w:keepLines/>
-        <w:widowControl/>
-        <w:spacing w:before="240" w:after="180" w:line="283" w:lineRule="auto"/>
-        <w:ind w:left="240" w:right="240"/>
-        <w:jc w:val="left"/>
-        <w:pBdr>
-          <w:top w:val="single" w:sz="8" w:space="7" w:color="E8D59A"/>
-          <w:left w:val="single" w:sz="32" w:space="11" w:color="C6A23A"/>
-          <w:bottom w:val="single" w:sz="8" w:space="7" w:color="E8D59A"/>
-          <w:right w:val="single" w:sz="8" w:space="11" w:color="E8D59A"/>
-        </w:pBdr>
-        <w:shd w:val="clear" w:color="auto" w:fill="FFF8E1"/>
+        <w:spacing w:before="160"/>
       </w:pPr>
       <w:r>
         <w:rPr>
-          <w:rFonts w:ascii="Arial" w:hAnsi="Arial" w:eastAsia="Arial" w:cs="Arial"/>
           <w:b/>
-          <w:i w:val="0"/>
-          <w:color w:val="9A7417"/>
-          <w:sz w:val="22"/>
         </w:rPr>
-        <w:t xml:space="preserve">Moral: </w:t>
+        <w:t>Moral:</w:t>
       </w:r>
       <w:r>
-        <w:rPr>
-          <w:rFonts w:ascii="Arial" w:hAnsi="Arial" w:eastAsia="Arial" w:cs="Arial"/>
-          <w:b w:val="0"/>
-          <w:i w:val="0"/>
-          <w:color w:val="3F3826"/>
-          <w:sz w:val="22"/>
-        </w:rPr>
-        <w:t>Screaming is the sound of hearts drifting apart. A whisper is enough in love — don't increase the distance between you.</w:t>
+        <w:t xml:space="preserve"> Screaming is the sound of hearts drifting apart. A whisper is enough in love — don't increase the distance between you.</w:t>
       </w:r>
     </w:p>
     <w:p>
       <w:pPr>
-        <w:keepLines/>
-        <w:widowControl/>
-        <w:spacing w:before="60" w:after="0" w:line="240" w:lineRule="auto"/>
-        <w:jc w:val="right"/>
+        <w:spacing w:after="80"/>
       </w:pPr>
       <w:r>
         <w:rPr>
-          <w:rFonts w:ascii="Arial" w:hAnsi="Arial" w:eastAsia="Arial" w:cs="Arial"/>
-          <w:b w:val="0"/>
           <w:i/>
-          <w:color w:val="8A7950"/>
-          <w:sz w:val="17"/>
+          <w:sz w:val="18"/>
         </w:rPr>
-        <w:t>The story was obtained from open Internet sources.</w:t>
+        <w:t>Source: Publicly available internet sources.</w:t>
       </w:r>
     </w:p>
     <w:sectPr>
       <w:pgSz w:w="12240" w:h="15840"/>
-      <w:pgMar w:top="1440" w:right="1440" w:bottom="1440" w:left="1440" w:header="708" w:footer="708" w:gutter="0"/>
+      <w:pgMar w:top="1080" w:right="1224" w:bottom="1080" w:left="1224" w:header="720" w:footer="720" w:gutter="0"/>
       <w:cols w:space="720"/>
       <w:docGrid w:linePitch="360"/>
     </w:sectPr>
@@ -573,12 +481,14 @@
     <w:qFormat/>
     <w:rsid w:val="00FC693F"/>
     <w:pPr>
-      <w:spacing w:before="0" w:after="160" w:line="276" w:lineRule="auto"/>
+      <w:widowControl/>
+      <w:spacing w:after="120" w:line="259" w:lineRule="auto"/>
     </w:pPr>
     <w:rPr>
-      <w:rFonts w:ascii="Arial" w:hAnsi="Arial" w:eastAsia="Arial"/>
+      <w:rFonts w:ascii="Arial" w:hAnsi="Arial"/>
       <w:color w:val="000000"/>
       <w:sz w:val="22"/>
+      <w:lang w:val="en-US"/>
     </w:rPr>
   </w:style>
   <w:style w:type="paragraph" w:styleId="Header">
@@ -922,18 +832,17 @@
     <w:qFormat/>
     <w:rsid w:val="00FC693F"/>
     <w:pPr>
-      <w:pBdr>
-        <w:bottom w:val="single" w:sz="8" w:space="4" w:color="4F81BD" w:themeColor="accent1"/>
-      </w:pBdr>
-      <w:spacing w:after="300" w:line="240" w:lineRule="auto"/>
+      <w:keepNext/>
+      <w:spacing w:after="280" w:line="240" w:lineRule="auto"/>
       <w:contextualSpacing/>
     </w:pPr>
     <w:rPr>
-      <w:rFonts w:asciiTheme="majorHAnsi" w:eastAsiaTheme="majorEastAsia" w:hAnsiTheme="majorHAnsi" w:cstheme="majorBidi"/>
-      <w:color w:val="17365D" w:themeColor="text2" w:themeShade="BF"/>
+      <w:rFonts w:asciiTheme="majorHAnsi" w:eastAsiaTheme="majorEastAsia" w:hAnsiTheme="majorHAnsi" w:cstheme="majorBidi" w:ascii="Arial" w:hAnsi="Arial"/>
+      <w:b/>
+      <w:color w:val="000000"/>
       <w:spacing w:val="5"/>
       <w:kern w:val="28"/>
-      <w:sz w:val="52"/>
+      <w:sz w:val="34"/>
       <w:szCs w:val="52"/>
     </w:rPr>
   </w:style>
@@ -1409,9 +1318,6 @@
     <w:qFormat/>
     <w:rsid w:val="00FC693F"/>
     <w:pPr>
-      <w:pBdr>
-        <w:bottom w:val="single" w:sz="4" w:space="4" w:color="4F81BD" w:themeColor="accent1"/>
-      </w:pBdr>
       <w:spacing w:before="200" w:after="280"/>
       <w:ind w:left="936" w:right="936"/>
     </w:pPr>
@@ -12262,18 +12168,6 @@
         <w:shd w:val="clear" w:color="auto" w:fill="FBCAA2" w:themeFill="accent6" w:themeFillTint="7F"/>
       </w:tcPr>
     </w:tblStylePr>
-  </w:style>
-  <w:style w:type="paragraph" w:customStyle="1" w:styleId="Moral">
-    <w:name w:val="Moral"/>
-    <w:basedOn w:val="Normal"/>
-    <w:pPr>
-      <w:spacing w:before="160" w:after="0" w:line="276" w:lineRule="auto"/>
-    </w:pPr>
-    <w:rPr>
-      <w:rFonts w:ascii="Arial" w:hAnsi="Arial" w:eastAsia="Arial"/>
-      <w:i/>
-      <w:sz w:val="22"/>
-    </w:rPr>
   </w:style>
 </w:styles>
 </file>

--- a/en/wisdom-stories/why-people-shout-when-they-argue.docx
+++ b/en/wisdom-stories/why-people-shout-when-they-argue.docx
@@ -7,7 +7,7 @@
         <w:pStyle w:val="Title"/>
       </w:pPr>
       <w:r>
-        <w:t>Why Do We Shout?</w:t>
+        <w:t>Why Do People Shout When They Argue?</w:t>
       </w:r>
     </w:p>
     <w:p>
@@ -39,7 +39,7 @@
         <w:spacing w:after="80"/>
       </w:pPr>
       <w:r>
-        <w:t>“But the other person is right beside them. Why raise their voices instead of speaking calmly?”</w:t>
+        <w:t>“But the other person is right beside them. Why do you shout? Even if you are angry, can you not speak with them calmly?”</w:t>
       </w:r>
     </w:p>
     <w:p>
@@ -53,7 +53,7 @@
     <w:p>
       <w:pPr/>
       <w:r>
-        <w:t>“When people quarrel, their hearts seem to move apart. They shout as though trying to make themselves heard across that distance.”</w:t>
+        <w:t>“As people grow displeased with each other and argue, their hearts grow apart. They have to shout to hear each other across that distance. The louder they shout, the farther apart their hearts are.”</w:t>
       </w:r>
     </w:p>
     <w:p>
@@ -67,7 +67,7 @@
     <w:p>
       <w:pPr/>
       <w:r>
-        <w:t>“When people love each other, they speak softly. As they grow closer, they may need only a whisper. Sometimes a look is enough. So when you argue, do not use words that drive your hearts farther apart.</w:t>
+        <w:t>“When people love each other, they speak softly. Their hearts are very close, so the distance between them is small. And when love is stronger, they do not even speak softly; they whisper and draw closer. As their hearts draw near, they no longer need to whisper—they look at each other and understand everything without words. My dear students, when you argue, do not let your hearts drift apart, and do not say words that can increase the distance between you.”</w:t>
       </w:r>
     </w:p>
     <w:p>
@@ -89,11 +89,9 @@
         <w:rPr>
           <w:b/>
         </w:rPr>
-        <w:t>Moral:</w:t>
+        <w:t>Moral: Screaming is the sound of hearts drifting apart. A whisper is enough in love — don't increase the distance between you.</w:t>
       </w:r>
-      <w:r>
-        <w:t xml:space="preserve"> Screaming is the sound of hearts drifting apart. A whisper is enough in love — don't increase the distance between you.</w:t>
-      </w:r>
+      <w:r/>
     </w:p>
     <w:p>
       <w:pPr>
@@ -104,7 +102,7 @@
           <w:i/>
           <w:sz w:val="18"/>
         </w:rPr>
-        <w:t>Source: Publicly available internet sources.</w:t>
+        <w:t>Stories are taken from open Internet sources; illustrations were created with AI.</w:t>
       </w:r>
     </w:p>
     <w:sectPr>
